--- a/outputs/revision_20261028/Hybrid_TEE_Rollup_JOCA投稿稿_五硬伤已消_20261029.docx
+++ b/outputs/revision_20261028/Hybrid_TEE_Rollup_JOCA投稿稿_五硬伤已消_20261029.docx
@@ -590,55 +590,47 @@
         <w:rPr>
           <w:sz w:val="20"/>
         </w:rPr>
-        <w:t>实验部分采用合成负载、模拟</w:t>
-      </w:r>
-      <w:r>
-        <w:rPr>
-          <w:sz w:val="20"/>
-        </w:rPr>
-        <w:t xml:space="preserve"> TEE</w:t>
-      </w:r>
-      <w:r>
-        <w:rPr>
-          <w:sz w:val="20"/>
-        </w:rPr>
-        <w:t>、可验证</w:t>
-      </w:r>
-      <w:r>
-        <w:rPr>
-          <w:sz w:val="20"/>
-        </w:rPr>
-        <w:t xml:space="preserve"> DA </w:t>
-      </w:r>
-      <w:r>
-        <w:rPr>
-          <w:sz w:val="20"/>
-        </w:rPr>
-        <w:t>注册表、本地</w:t>
-      </w:r>
-      <w:r>
-        <w:rPr>
-          <w:sz w:val="20"/>
-        </w:rPr>
-        <w:t xml:space="preserve"> EVM gas </w:t>
-      </w:r>
-      <w:r>
-        <w:rPr>
-          <w:sz w:val="20"/>
-        </w:rPr>
-        <w:t>实测与</w:t>
-      </w:r>
-      <w:r>
-        <w:rPr>
-          <w:sz w:val="20"/>
-        </w:rPr>
-        <w:t xml:space="preserve"> Sepolia </w:t>
-      </w:r>
-      <w:r>
-        <w:rPr>
-          <w:sz w:val="20"/>
-        </w:rPr>
-        <w:t>可部署性证据。</w:t>
+        <w:t>实验部分采用合成负载、模拟 TEE、可验证 DA 注册表、本地 EVM gas 实测与 Sepolia 可部署性证据；硬件侧补充 StageH 真实 SGX DCAP Quote（TCB 0xA003，链下验证），并明确公网 Blob 与链上 DCAP/生产 PCS 仍属未完成项。</w:t>
+      </w:r>
+      <w:r>
+        <w:rPr>
+          <w:sz w:val="20"/>
+        </w:rPr>
+      </w:r>
+      <w:r>
+        <w:rPr>
+          <w:sz w:val="20"/>
+        </w:rPr>
+      </w:r>
+      <w:r>
+        <w:rPr>
+          <w:sz w:val="20"/>
+        </w:rPr>
+      </w:r>
+      <w:r>
+        <w:rPr>
+          <w:sz w:val="20"/>
+        </w:rPr>
+      </w:r>
+      <w:r>
+        <w:rPr>
+          <w:sz w:val="20"/>
+        </w:rPr>
+      </w:r>
+      <w:r>
+        <w:rPr>
+          <w:sz w:val="20"/>
+        </w:rPr>
+      </w:r>
+      <w:r>
+        <w:rPr>
+          <w:sz w:val="20"/>
+        </w:rPr>
+      </w:r>
+      <w:r>
+        <w:rPr>
+          <w:sz w:val="20"/>
+        </w:rPr>
       </w:r>
     </w:p>
     <w:p>
@@ -682,21 +674,19 @@
           <w:rFonts w:hint="eastAsia"/>
           <w:sz w:val="20"/>
         </w:rPr>
-        <w:t>（</w:t>
+        <w:t>（1）提出面向有界任务模型的可恢复挑战协议与兜底裁决路径。传统挑战机制难以处理交互超时：异常即便被检测，也难以及时推进至重放与结算。本文将超时恢复定义为不篡改争议事实的活性层状态转移，并配合 adjudicate 兜底，使仲裁在提交方离线等场景下仍可终止；同模型对照用于量化恢复与兜底的收益与代价，而非声称首创第三方争议接续或降低结算延迟。</w:t>
       </w:r>
       <w:r>
         <w:rPr>
           <w:rFonts w:hint="eastAsia"/>
           <w:sz w:val="20"/>
         </w:rPr>
-        <w:t>1</w:t>
       </w:r>
       <w:r>
         <w:rPr>
           <w:rFonts w:hint="eastAsia"/>
           <w:sz w:val="20"/>
         </w:rPr>
-        <w:t>）提出可恢复挑战协议。传统挑战机制无法处理交互超时问题，异常即便被检测也难以推进至重放与结算阶段。本文将会话恢复从单纯的工程补救手段，升级为保障协议活性的标准化状态转移机制。该机制在不篡改争议事实的前提下，将停滞的挑战会话切换至可重放、可仲裁的正常链路，从协议层面保障仲裁连续性。</w:t>
       </w:r>
     </w:p>
     <w:p>
@@ -804,63 +794,55 @@
           <w:rFonts w:hint="eastAsia"/>
           <w:sz w:val="20"/>
         </w:rPr>
-        <w:t>（</w:t>
+        <w:t>（3）构建 DA 感知成本摊销模型。该模型量化分析负载规模伸缩、批处理策略、DA 部署路径三类因素对系统成本的影响，为不同业务负载下的 DA 方案选型与成本管控提供理论依据。</w:t>
       </w:r>
       <w:r>
         <w:rPr>
           <w:rFonts w:hint="eastAsia"/>
           <w:sz w:val="20"/>
         </w:rPr>
-        <w:t>3</w:t>
       </w:r>
       <w:r>
         <w:rPr>
           <w:rFonts w:hint="eastAsia"/>
           <w:sz w:val="20"/>
         </w:rPr>
-        <w:t>）构建</w:t>
       </w:r>
       <w:r>
         <w:rPr>
           <w:rFonts w:hint="eastAsia"/>
           <w:sz w:val="20"/>
         </w:rPr>
-        <w:t xml:space="preserve">DA </w:t>
       </w:r>
       <w:r>
         <w:rPr>
           <w:rFonts w:hint="eastAsia"/>
           <w:sz w:val="20"/>
         </w:rPr>
-        <w:t>感知成本摊销模型。该模型量化分析负载规模伸缩、批处理策略、</w:t>
       </w:r>
       <w:r>
         <w:rPr>
           <w:rFonts w:hint="eastAsia"/>
           <w:sz w:val="20"/>
         </w:rPr>
-        <w:t xml:space="preserve">DA </w:t>
       </w:r>
       <w:r>
         <w:rPr>
           <w:rFonts w:hint="eastAsia"/>
           <w:sz w:val="20"/>
         </w:rPr>
-        <w:t>部署路径三类因素对系统成本的影响，为不同业务负载下的</w:t>
       </w:r>
       <w:r>
         <w:rPr>
           <w:rFonts w:hint="eastAsia"/>
           <w:sz w:val="20"/>
         </w:rPr>
-        <w:t xml:space="preserve"> DA </w:t>
       </w:r>
       <w:r>
         <w:rPr>
           <w:rFonts w:hint="eastAsia"/>
           <w:sz w:val="20"/>
         </w:rPr>
-        <w:t>方案选型与成本管控提供理论依据。</w:t>
       </w:r>
     </w:p>
     <w:p>
@@ -930,7 +912,7 @@
         <w:ind w:firstLine="408"/>
       </w:pPr>
       <w:r>
-        <w:t>opML 与 optimistic fraud proof 等工作研究如何通过乐观证明支持复杂计算，通常包含二分定位、单步仲裁和链上验证。本文借鉴交互式争议定位思想，但不实现完整 FPVM 或真实 ML 执行证明，而将二分重放用于 Hybrid TEE-Rollup 原型中的异常仲裁。 近期opML[13]等工作探索了将机器学习验证引入区块链的可能性。</w:t>
+        <w:t>opML[13] 与 optimistic fraud proof 等工作研究如何通过乐观证明支持复杂计算，通常包含二分定位、单步仲裁和链上验证。本文借鉴交互式争议定位思想，但不实现完整 FPVM 或真实 ML 执行证明，而将二分重放用于 Hybrid TEE-Rollup 有界任务原型中的异常仲裁。BoLD[14] 与 Optimism Fault Dispute Game 等路线强调有界流动性延迟、时钟继承与争议最终性；本文差异在于有界重算模型内的显式 adjudicate 兜底与可恢复挑战，而非无界二分加时钟继承，也不做跨协议主网吞吐领先比例对比。</w:t>
       </w:r>
     </w:p>
     <w:p>
@@ -1846,7 +1828,7 @@
     </w:p>
     <w:p>
       <w:r>
-        <w:t>HTR系统面临的主要威胁包括Sequencer作恶、Proposer拒绝提交、Challenger恶意挑战、Enclave故障以及数据可用性攻击。表7总结了各威胁的类型、检测机制和应对措施。特别地，DA攻击通过bindDa/fulfillDa/slashDa三步机制处理：Proposer在propose前必须bindDa绑定Blob承诺，在超时窗口内fulfillDa提交实际Blob数据，否则任何人可调用slashDa罚没其全部保证金（100%，即1 ether）。该机制在测试用例C12中验证，slashDa的EVM gas成本为66,136。</w:t>
+        <w:t>HTR 系统面临的主要威胁包括 Sequencer 作恶、Proposer 拒绝提交、Challenger 恶意挑战、Enclave 故障以及数据可用性攻击。表7总结了各威胁的类型、检测机制和应对措施。特别地，DA 攻击通过 bindDa/fulfillDa/slashDa 三步机制处理：Proposer 在 propose 前必须 bindDa 绑定 DA 承诺与等额押金，并在超时窗口内 fulfillDa 披露 dataHash 原像（当前原型检查原像一致性，而非 EIP-4844 点值证明；公网 Blob 广播仍未完成）；超时则任何人可调用 slashDa 罚没其全部保证金（100%，即 1 ether）。该机制在测试用例 C12 中验证，slashDa 的 EVM gas 成本为 66,136。</w:t>
       </w:r>
     </w:p>
     <w:tbl>
@@ -4272,7 +4254,19 @@
         <w:rPr>
           <w:sz w:val="20"/>
         </w:rPr>
-        <w:t>可恢复挑战机制通过恢复函数在超时后恢复仲裁流程推进能力：Guardian（Guardian（观察节点））调用恢复功能使超时会话回到可推进状态，从而继续二分缩小、重放和结算。实验结果表明，在当前原型设定下，恢复机制能够将超时停滞转化为可继续推进的仲裁流程。</w:t>
+        <w:t>可恢复挑战机制通过恢复函数在超时后恢复仲裁流程推进能力：Guardian（观察节点）调用恢复功能使超时会话回到可推进状态，从而继续二分缩小、重放和结算。实验结果表明，在当前原型设定下，恢复机制能够将超时停滞转化为可继续推进的仲裁流程。</w:t>
+      </w:r>
+    </w:p>
+    <w:p>
+      <w:pPr/>
+      <w:r>
+        <w:t>4.1.5.4  恢复操作正确性</w:t>
+      </w:r>
+    </w:p>
+    <w:p>
+      <w:pPr/>
+      <w:r>
+        <w:t>恢复操作正确性要求：若 Recover(cs)=cs'，则 Facts(cs)=Facts(cs')，且 cs' 处于可继续二分、重放或结算的活性状态。换言之，恢复不得改写状态根、DA 根、负载哈希、执行轨迹或重放证据，也不得将错误提交“洗白”为正确；它只消除超时造成的流程停滞。本文以状态转移表与不变量校验（INV1–INV7）支撑该性质，并明确标注其为协议层不变量检查，而非 TLA+/Kani/Certora 等机器可检验形式化证明。</w:t>
       </w:r>
     </w:p>
     <w:p>
@@ -8933,19 +8927,17 @@
         <w:rPr>
           <w:sz w:val="20"/>
         </w:rPr>
-        <w:t>上述对比表明，本文机制的主要贡献在于组合轻量提交、证据绑定和可恢复仲裁路</w:t>
-      </w:r>
-      <w:r>
-        <w:rPr>
-          <w:sz w:val="20"/>
-        </w:rPr>
-        <w:tab/>
-      </w:r>
-      <w:r>
-        <w:rPr>
-          <w:sz w:val="20"/>
-        </w:rPr>
-        <w:t>径，使高频场景下的异常处理能够继续推进。</w:t>
+        <w:t>上述对比表明，本文机制的主要贡献在于组合轻量提交、证据绑定和可恢复仲裁路径，使高频场景下的异常处理能够继续推进。</w:t>
+      </w:r>
+      <w:r>
+        <w:rPr>
+          <w:sz w:val="20"/>
+        </w:rPr>
+      </w:r>
+      <w:r>
+        <w:rPr>
+          <w:sz w:val="20"/>
+        </w:rPr>
       </w:r>
     </w:p>
     <w:p>
@@ -9045,100 +9037,108 @@
         <w:rPr>
           <w:sz w:val="20"/>
         </w:rPr>
-        <w:t>综合上述证据：协议机制由 Python 原型与本地 EVM 测试支撑；硬件可行性由 StageH 真实 SGX DCAP Quote 支撑（TCB 0xA003，链下验证）；合约路径具备 Sepolia 可部署性。公网 Blob、链上 DCAP/生产 PCS、形式化证明与官方跨协议主网对照仍属未完成项，本文不作相应生产结论。同模型 G-L1 对照表明兜底裁决对提交方离线场景的正确终局率具有决定性影响（0/30 对 30/30），恢复路径则提供不改变争议事实的活性续推。后续工作将优先补齐公网 DA 发布与链上远程证明验证，并完善并发挑战与恢复频率限制。</w:t>
-      </w:r>
-      <w:r>
-        <w:rPr>
-          <w:sz w:val="20"/>
-        </w:rPr>
-      </w:r>
-      <w:r>
-        <w:rPr>
-          <w:sz w:val="20"/>
-        </w:rPr>
-      </w:r>
-      <w:r>
-        <w:rPr>
-          <w:sz w:val="20"/>
-        </w:rPr>
-      </w:r>
-      <w:r>
-        <w:rPr>
-          <w:sz w:val="20"/>
-        </w:rPr>
-      </w:r>
-      <w:r>
-        <w:rPr>
-          <w:sz w:val="20"/>
-        </w:rPr>
-      </w:r>
-      <w:r>
-        <w:rPr>
-          <w:sz w:val="20"/>
-        </w:rPr>
-      </w:r>
-      <w:r>
-        <w:rPr>
-          <w:sz w:val="20"/>
-        </w:rPr>
-      </w:r>
-      <w:r>
-        <w:rPr>
-          <w:sz w:val="20"/>
-        </w:rPr>
-      </w:r>
-      <w:r>
-        <w:rPr>
-          <w:sz w:val="20"/>
-        </w:rPr>
-      </w:r>
-      <w:r>
-        <w:rPr>
-          <w:sz w:val="20"/>
-        </w:rPr>
-      </w:r>
-      <w:r>
-        <w:rPr>
-          <w:sz w:val="20"/>
-        </w:rPr>
-      </w:r>
-      <w:r>
-        <w:rPr>
-          <w:sz w:val="20"/>
-        </w:rPr>
-      </w:r>
-      <w:r>
-        <w:rPr>
-          <w:sz w:val="20"/>
-        </w:rPr>
-      </w:r>
-      <w:r>
-        <w:rPr>
-          <w:sz w:val="20"/>
-        </w:rPr>
-      </w:r>
-      <w:r>
-        <w:rPr>
-          <w:sz w:val="20"/>
-        </w:rPr>
-      </w:r>
-    </w:p>
-    <w:p>
-      <w:r>
-        <w:t xml:space="preserve">当前原型实现了有界任务模型下的可恢复挑战与紧凑提交机制，验证了核心协议性质，但以下方面受限于时间/资源未完成：当前原型实现了有界任务模型下的可恢复挑战与紧凑提交机制，验证了核心协议性质，但以下方面受限于时间/资源未完成：
-（1）真实主网DA发布：当前仅在本地Hardhat环境模拟Blob存储，未实际发布到Sepolia或主网；
-（2）生产级Enclave：StageH使用debug模式Enclave，生产部署需release模式并通过远程认证审核；
-（3）跨链验证集成：Quote验证依赖本地DCAP服务，未集成Intel PCS生产环境；
-（4）长时窗口经济博弈：实验为短期合成场景，未覆盖长时间跨度的博弈动态；
-（5）多Enclave冗余：当前为单Enclave模型，未处理TEE单点故障；
-（6）通用EVM兼容：当前为特定任务模型（哈希链），未扩展到通用智能合约；
-（7）形式化证明：安全性主要依赖测试覆盖，未提供形式化正确性证明；
-（8）大规模性能优化：吞吐量受限于单Enclave串行执行，未实现并行批处理优化。</w:t>
-      </w:r>
-    </w:p>
-    <w:p>
-      <w:r>
-        <w:t xml:space="preserve">6.1  局限与证据边界</w:t>
+        <w:t>综合上述证据：协议机制由 Python 原型与本地 EVM 测试支撑；硬件可行性由 StageH 真实 SGX DCAP Quote 支撑（TCB 0xA003，链下验证）；合约路径具备 Sepolia 可部署性。公网 Blob、链上 DCAP/生产 PCS、形式化证明与官方跨协议主网对照仍属未完成项，本文不作相应生产结论。同模型 G-L1 对照表明，兜底裁决对提交方离线场景的正确终局率具有决定性影响（0/30 对 30/30）；恢复路径提供不改变争议事实的活性续推，但会引入额外 gas 与等待超时窗口的延迟，不应被表述为“加快结算”。后续工作将优先补齐公网 DA 发布与链上远程证明验证，并完善并发挑战与恢复频率限制。</w:t>
+      </w:r>
+      <w:r>
+        <w:rPr>
+          <w:sz w:val="20"/>
+        </w:rPr>
+      </w:r>
+      <w:r>
+        <w:rPr>
+          <w:sz w:val="20"/>
+        </w:rPr>
+      </w:r>
+      <w:r>
+        <w:rPr>
+          <w:sz w:val="20"/>
+        </w:rPr>
+      </w:r>
+      <w:r>
+        <w:rPr>
+          <w:sz w:val="20"/>
+        </w:rPr>
+      </w:r>
+      <w:r>
+        <w:rPr>
+          <w:sz w:val="20"/>
+        </w:rPr>
+      </w:r>
+      <w:r>
+        <w:rPr>
+          <w:sz w:val="20"/>
+        </w:rPr>
+      </w:r>
+      <w:r>
+        <w:rPr>
+          <w:sz w:val="20"/>
+        </w:rPr>
+      </w:r>
+      <w:r>
+        <w:rPr>
+          <w:sz w:val="20"/>
+        </w:rPr>
+      </w:r>
+      <w:r>
+        <w:rPr>
+          <w:sz w:val="20"/>
+        </w:rPr>
+      </w:r>
+      <w:r>
+        <w:rPr>
+          <w:sz w:val="20"/>
+        </w:rPr>
+      </w:r>
+      <w:r>
+        <w:rPr>
+          <w:sz w:val="20"/>
+        </w:rPr>
+      </w:r>
+      <w:r>
+        <w:rPr>
+          <w:sz w:val="20"/>
+        </w:rPr>
+      </w:r>
+      <w:r>
+        <w:rPr>
+          <w:sz w:val="20"/>
+        </w:rPr>
+      </w:r>
+      <w:r>
+        <w:rPr>
+          <w:sz w:val="20"/>
+        </w:rPr>
+      </w:r>
+      <w:r>
+        <w:rPr>
+          <w:sz w:val="20"/>
+        </w:rPr>
+      </w:r>
+    </w:p>
+    <w:p>
+      <w:r>
+        <w:t>6.1  局限与证据边界</w:t>
+      </w:r>
+    </w:p>
+    <w:p>
+      <w:r>
+        <w:t>当前原型实现了有界任务模型下的可恢复挑战与紧凑提交机制，验证了核心协议性质，但以下方面受限于时间/资源尚未完成：</w:t>
+        <w:br/>
+        <w:t>（1）真实主网 DA 发布：当前仅在本地 Hardhat 环境模拟 Blob 存储，未实际发布到 Sepolia 或主网；</w:t>
+        <w:br/>
+        <w:t>（2）生产级 Enclave：StageH 使用 debug 模式 Enclave，生产部署需 release 模式并通过远程认证审核；</w:t>
+        <w:br/>
+        <w:t>（3）跨链/链上验证集成：Quote 验证依赖本地 DCAP 服务，未连接 Intel 生产 PCS，亦未完成链上 DCAP 验证集成；</w:t>
+        <w:br/>
+        <w:t>（4）长时窗口经济博弈：实验为短期合成场景，未覆盖长时间跨度的博弈动态；</w:t>
+        <w:br/>
+        <w:t>（5）多 Enclave 冗余：当前为单 Enclave 模型，未处理 TEE 单点故障；</w:t>
+        <w:br/>
+        <w:t>（6）通用 EVM 兼容：当前为特定任务模型（哈希链），未扩展到通用智能合约；</w:t>
+        <w:br/>
+        <w:t>（7）形式化证明：安全性主要依赖测试覆盖与不变量校验，未提供机器可检验形式化正确性证明；</w:t>
+        <w:br/>
+        <w:t>（8）大规模性能优化：吞吐量受限于单 Enclave 串行执行，未实现并行批处理优化。</w:t>
       </w:r>
     </w:p>
     <w:p>
@@ -9332,7 +9332,7 @@
           <w:i w:val="0"/>
           <w:sz w:val="18"/>
         </w:rPr>
-        <w:t>[13] OPTIMISM. opML: Optimistic Machine Learning on Blockchain. Available: https://opml.optimism.io/ [Accessed: 2026-10-28]</w:t>
+        <w:t>[13] OPTIMISM. opML: optimistic machine learning on blockchain[EB/OL]. 2024 [2026-10-28].</w:t>
       </w:r>
     </w:p>
     <w:p>
@@ -9348,7 +9348,7 @@
           <w:i w:val="0"/>
           <w:sz w:val="18"/>
         </w:rPr>
-        <w:t>[14] ARBITRUM FOUNDATION. BoLD: Bounded Liquidity Delay. GitHub commit 30e78f67. Available: https://github.com/OffchainLabs/bold [Accessed: 2026-10-28]</w:t>
+        <w:t>[14] ARBITRUM FOUNDATION. BoLD: bounded liquidity delay[EB/OL]. GitHub commit 30e78f67, 2024 [2026-10-28].</w:t>
       </w:r>
     </w:p>
     <w:sectPr>
